--- a/docs/adr/ADR-009-no-de-control-y-escaneo.docx
+++ b/docs/adr/ADR-009-no-de-control-y-escaneo.docx
@@ -44,7 +44,7 @@
           <w:sz w:val="22"/>
           <w:szCs w:val="22"/>
         </w:rPr>
-        <w:t xml:space="preserve"> Aceptada y aplicada en la app (19 de octubre de 2026). </w:t>
+        <w:t xml:space="preserve"> Aceptada y aplicada en la app (19 de octubre de 2026). Reglas publicadas y perfiles actualizados en la consola el 20 de octubre. </w:t>
       </w:r>
       <w:r>
         <w:rPr>
@@ -64,7 +64,7 @@
           <w:sz w:val="22"/>
           <w:szCs w:val="22"/>
         </w:rPr>
-        <w:t xml:space="preserve"> publicar las reglas nuevas en la consola y volver a crear al alumno de prueba (ver "Acciones").</w:t>
+        <w:t xml:space="preserve"> volver a crear al alumno de prueba (ver "Acciones").</w:t>
       </w:r>
     </w:p>
     <w:p>
@@ -163,7 +163,7 @@
     <w:p>
       <w:pPr>
         <w:shd w:val="clear" w:color="auto" w:fill="F7F5F4"/>
-        <w:divId w:val="1961107649"/>
+        <w:divId w:val="1105346789"/>
         <w:rPr>
           <w:rFonts w:ascii="Calibri" w:eastAsia="Times New Roman" w:hAnsi="Calibri" w:cs="Calibri"/>
           <w:color w:val="1F1A1A"/>
@@ -198,16 +198,7 @@
           <w:sz w:val="22"/>
           <w:szCs w:val="22"/>
         </w:rPr>
-        <w:t xml:space="preserve"> </w:t>
-      </w:r>
-      <w:r>
-        <w:rPr>
-          <w:rFonts w:ascii="Calibri" w:eastAsia="Times New Roman" w:hAnsi="Calibri" w:cs="Calibri"/>
-          <w:color w:val="1F1A1A"/>
-          <w:sz w:val="22"/>
-          <w:szCs w:val="22"/>
-        </w:rPr>
-        <w:t xml:space="preserve">(entrada 19-35). Base de datos: </w:t>
+        <w:t xml:space="preserve"> (entrada 19-35). Base de datos: </w:t>
       </w:r>
       <w:hyperlink r:id="rId6" w:history="1">
         <w:r>
@@ -3124,25 +3115,7 @@
           <w:sz w:val="22"/>
           <w:szCs w:val="22"/>
         </w:rPr>
-        <w:t xml:space="preserve"> </w:t>
-      </w:r>
-      <w:r>
-        <w:rPr>
-          <w:rFonts w:ascii="Calibri" w:eastAsia="Times New Roman" w:hAnsi="Calibri" w:cs="Calibri"/>
-          <w:color w:val="1F1A1A"/>
-          <w:sz w:val="22"/>
-          <w:szCs w:val="22"/>
-        </w:rPr>
-        <w:t>→</w:t>
-      </w:r>
-      <w:r>
-        <w:rPr>
-          <w:rFonts w:ascii="Calibri" w:eastAsia="Times New Roman" w:hAnsi="Calibri" w:cs="Calibri"/>
-          <w:color w:val="1F1A1A"/>
-          <w:sz w:val="22"/>
-          <w:szCs w:val="22"/>
-        </w:rPr>
-        <w:t xml:space="preserve"> </w:t>
+        <w:t xml:space="preserve"> → </w:t>
       </w:r>
       <w:r>
         <w:rPr>
@@ -3482,16 +3455,16 @@
           <w:sz w:val="22"/>
           <w:szCs w:val="22"/>
         </w:rPr>
-        <w:t>☐</w:t>
-      </w:r>
-      <w:r>
-        <w:rPr>
-          <w:rFonts w:ascii="Calibri" w:eastAsia="Times New Roman" w:hAnsi="Calibri" w:cs="Calibri"/>
-          <w:color w:val="1F1A1A"/>
-          <w:sz w:val="22"/>
-          <w:szCs w:val="22"/>
-        </w:rPr>
-        <w:t xml:space="preserve"> </w:t>
+        <w:t>☑</w:t>
+      </w:r>
+      <w:r>
+        <w:rPr>
+          <w:rFonts w:ascii="Calibri" w:eastAsia="Times New Roman" w:hAnsi="Calibri" w:cs="Calibri"/>
+          <w:color w:val="1F1A1A"/>
+          <w:sz w:val="22"/>
+          <w:szCs w:val="22"/>
+        </w:rPr>
+        <w:t xml:space="preserve"> (20 oct, la publicó el usuario) </w:t>
       </w:r>
       <w:r>
         <w:rPr>
@@ -3521,18 +3494,7 @@
           <w:sz w:val="22"/>
           <w:szCs w:val="22"/>
         </w:rPr>
-        <w:t xml:space="preserve"> </w:t>
-      </w:r>
-      <w:r>
-        <w:rPr>
-          <w:rFonts w:ascii="Calibri" w:eastAsia="Times New Roman" w:hAnsi="Calibri" w:cs="Calibri"/>
-          <w:b/>
-          <w:bCs/>
-          <w:color w:val="1F1A1A"/>
-          <w:sz w:val="22"/>
-          <w:szCs w:val="22"/>
-        </w:rPr>
-        <w:t>en la consola</w:t>
+        <w:t xml:space="preserve"> en la consola</w:t>
       </w:r>
       <w:r>
         <w:rPr>
@@ -3580,16 +3542,16 @@
           <w:sz w:val="22"/>
           <w:szCs w:val="22"/>
         </w:rPr>
-        <w:t>☐</w:t>
-      </w:r>
-      <w:r>
-        <w:rPr>
-          <w:rFonts w:ascii="Calibri" w:eastAsia="Times New Roman" w:hAnsi="Calibri" w:cs="Calibri"/>
-          <w:color w:val="1F1A1A"/>
-          <w:sz w:val="22"/>
-          <w:szCs w:val="22"/>
-        </w:rPr>
-        <w:t xml:space="preserve"> </w:t>
+        <w:t>☑</w:t>
+      </w:r>
+      <w:r>
+        <w:rPr>
+          <w:rFonts w:ascii="Calibri" w:eastAsia="Times New Roman" w:hAnsi="Calibri" w:cs="Calibri"/>
+          <w:color w:val="1F1A1A"/>
+          <w:sz w:val="22"/>
+          <w:szCs w:val="22"/>
+        </w:rPr>
+        <w:t xml:space="preserve"> (20 oct, bitácora 20-04) </w:t>
       </w:r>
       <w:r>
         <w:rPr>
@@ -3789,7 +3751,16 @@
           <w:sz w:val="22"/>
           <w:szCs w:val="22"/>
         </w:rPr>
-        <w:t xml:space="preserve"> Probar el escaneo en el teléfono del prefecto con el QR del alumno de prueba.</w:t>
+        <w:t xml:space="preserve"> </w:t>
+      </w:r>
+      <w:r>
+        <w:rPr>
+          <w:rFonts w:ascii="Calibri" w:eastAsia="Times New Roman" w:hAnsi="Calibri" w:cs="Calibri"/>
+          <w:color w:val="1F1A1A"/>
+          <w:sz w:val="22"/>
+          <w:szCs w:val="22"/>
+        </w:rPr>
+        <w:t>Probar el escaneo en el teléfono del prefecto con el QR del alumno de prueba.</w:t>
       </w:r>
     </w:p>
     <w:sectPr>
@@ -3805,9 +3776,122 @@
 <file path=word/numbering.xml><?xml version="1.0" encoding="utf-8"?>
 <w:numbering xmlns:wpc="http://schemas.microsoft.com/office/word/2010/wordprocessingCanvas" xmlns:cx="http://schemas.microsoft.com/office/drawing/2014/chartex" xmlns:cx1="http://schemas.microsoft.com/office/drawing/2015/9/8/chartex" xmlns:cx2="http://schemas.microsoft.com/office/drawing/2015/10/21/chartex" xmlns:cx3="http://schemas.microsoft.com/office/drawing/2016/5/9/chartex" xmlns:cx4="http://schemas.microsoft.com/office/drawing/2016/5/10/chartex" xmlns:cx5="http://schemas.microsoft.com/office/drawing/2016/5/11/chartex" xmlns:cx6="http://schemas.microsoft.com/office/drawing/2016/5/12/chartex" xmlns:cx7="http://schemas.microsoft.com/office/drawing/2016/5/13/chartex" xmlns:cx8="http://schemas.microsoft.com/office/drawing/2016/5/14/chartex" xmlns:mc="http://schemas.openxmlformats.org/markup-compatibility/2006" xmlns:aink="http://schemas.microsoft.com/office/drawing/2016/ink" xmlns:am3d="http://schemas.microsoft.com/office/drawing/2017/model3d" xmlns:o="urn:schemas-microsoft-com:office:office" xmlns:oel="http://schemas.microsoft.com/office/2019/extlst" xmlns:r="http://schemas.openxmlformats.org/officeDocument/2006/relationships" xmlns:m="http://schemas.openxmlformats.org/officeDocument/2006/math" xmlns:v="urn:schemas-microsoft-com:vml" xmlns:wp14="http://schemas.microsoft.com/office/word/2010/wordprocessingDrawing" xmlns:wp="http://schemas.openxmlformats.org/drawingml/2006/wordprocessingDrawing" xmlns:w10="urn:schemas-microsoft-com:office:word" xmlns:w="http://schemas.openxmlformats.org/wordprocessingml/2006/main" xmlns:w14="http://schemas.microsoft.com/office/word/2010/wordml" xmlns:w15="http://schemas.microsoft.com/office/word/2012/wordml" xmlns:w16cex="http://schemas.microsoft.com/office/word/2018/wordml/cex" xmlns:w16cid="http://schemas.microsoft.com/office/word/2016/wordml/cid" xmlns:w16="http://schemas.microsoft.com/office/word/2018/wordml" xmlns:w16du="http://schemas.microsoft.com/office/word/2023/wordml/word16du" xmlns:w16sdtdh="http://schemas.microsoft.com/office/word/2020/wordml/sdtdatahash" xmlns:w16sdtfl="http://schemas.microsoft.com/office/word/2024/wordml/sdtformatlock" xmlns:w16se="http://schemas.microsoft.com/office/word/2015/wordml/symex" xmlns:wpg="http://schemas.microsoft.com/office/word/2010/wordprocessingGroup" xmlns:wpi="http://schemas.microsoft.com/office/word/2010/wordprocessingInk" xmlns:wne="http://schemas.microsoft.com/office/word/2006/wordml" xmlns:wps="http://schemas.microsoft.com/office/word/2010/wordprocessingShape" mc:Ignorable="w14 w15 w16se w16cid w16 w16cex w16sdtdh w16sdtfl w16du wp14">
   <w:abstractNum w:abstractNumId="0" w15:restartNumberingAfterBreak="0">
-    <w:nsid w:val="200E6382"/>
+    <w:nsid w:val="0E1037A1"/>
     <w:multiLevelType w:val="multilevel"/>
-    <w:tmpl w:val="65F25166"/>
+    <w:tmpl w:val="98E29748"/>
+    <w:lvl w:ilvl="0">
+      <w:start w:val="1"/>
+      <w:numFmt w:val="decimal"/>
+      <w:lvlText w:val="%1."/>
+      <w:lvlJc w:val="left"/>
+      <w:pPr>
+        <w:tabs>
+          <w:tab w:val="num" w:pos="720"/>
+        </w:tabs>
+        <w:ind w:left="720" w:hanging="360"/>
+      </w:pPr>
+    </w:lvl>
+    <w:lvl w:ilvl="1" w:tentative="1">
+      <w:start w:val="1"/>
+      <w:numFmt w:val="decimal"/>
+      <w:lvlText w:val="%2."/>
+      <w:lvlJc w:val="left"/>
+      <w:pPr>
+        <w:tabs>
+          <w:tab w:val="num" w:pos="1440"/>
+        </w:tabs>
+        <w:ind w:left="1440" w:hanging="360"/>
+      </w:pPr>
+    </w:lvl>
+    <w:lvl w:ilvl="2" w:tentative="1">
+      <w:start w:val="1"/>
+      <w:numFmt w:val="decimal"/>
+      <w:lvlText w:val="%3."/>
+      <w:lvlJc w:val="left"/>
+      <w:pPr>
+        <w:tabs>
+          <w:tab w:val="num" w:pos="2160"/>
+        </w:tabs>
+        <w:ind w:left="2160" w:hanging="360"/>
+      </w:pPr>
+    </w:lvl>
+    <w:lvl w:ilvl="3" w:tentative="1">
+      <w:start w:val="1"/>
+      <w:numFmt w:val="decimal"/>
+      <w:lvlText w:val="%4."/>
+      <w:lvlJc w:val="left"/>
+      <w:pPr>
+        <w:tabs>
+          <w:tab w:val="num" w:pos="2880"/>
+        </w:tabs>
+        <w:ind w:left="2880" w:hanging="360"/>
+      </w:pPr>
+    </w:lvl>
+    <w:lvl w:ilvl="4" w:tentative="1">
+      <w:start w:val="1"/>
+      <w:numFmt w:val="decimal"/>
+      <w:lvlText w:val="%5."/>
+      <w:lvlJc w:val="left"/>
+      <w:pPr>
+        <w:tabs>
+          <w:tab w:val="num" w:pos="3600"/>
+        </w:tabs>
+        <w:ind w:left="3600" w:hanging="360"/>
+      </w:pPr>
+    </w:lvl>
+    <w:lvl w:ilvl="5" w:tentative="1">
+      <w:start w:val="1"/>
+      <w:numFmt w:val="decimal"/>
+      <w:lvlText w:val="%6."/>
+      <w:lvlJc w:val="left"/>
+      <w:pPr>
+        <w:tabs>
+          <w:tab w:val="num" w:pos="4320"/>
+        </w:tabs>
+        <w:ind w:left="4320" w:hanging="360"/>
+      </w:pPr>
+    </w:lvl>
+    <w:lvl w:ilvl="6" w:tentative="1">
+      <w:start w:val="1"/>
+      <w:numFmt w:val="decimal"/>
+      <w:lvlText w:val="%7."/>
+      <w:lvlJc w:val="left"/>
+      <w:pPr>
+        <w:tabs>
+          <w:tab w:val="num" w:pos="5040"/>
+        </w:tabs>
+        <w:ind w:left="5040" w:hanging="360"/>
+      </w:pPr>
+    </w:lvl>
+    <w:lvl w:ilvl="7" w:tentative="1">
+      <w:start w:val="1"/>
+      <w:numFmt w:val="decimal"/>
+      <w:lvlText w:val="%8."/>
+      <w:lvlJc w:val="left"/>
+      <w:pPr>
+        <w:tabs>
+          <w:tab w:val="num" w:pos="5760"/>
+        </w:tabs>
+        <w:ind w:left="5760" w:hanging="360"/>
+      </w:pPr>
+    </w:lvl>
+    <w:lvl w:ilvl="8" w:tentative="1">
+      <w:start w:val="1"/>
+      <w:numFmt w:val="decimal"/>
+      <w:lvlText w:val="%9."/>
+      <w:lvlJc w:val="left"/>
+      <w:pPr>
+        <w:tabs>
+          <w:tab w:val="num" w:pos="6480"/>
+        </w:tabs>
+        <w:ind w:left="6480" w:hanging="360"/>
+      </w:pPr>
+    </w:lvl>
+  </w:abstractNum>
+  <w:abstractNum w:abstractNumId="1" w15:restartNumberingAfterBreak="0">
+    <w:nsid w:val="18287BB3"/>
+    <w:multiLevelType w:val="multilevel"/>
+    <w:tmpl w:val="C2EC9286"/>
     <w:lvl w:ilvl="0">
       <w:start w:val="1"/>
       <w:numFmt w:val="bullet"/>
@@ -3953,10 +4037,10 @@
       </w:rPr>
     </w:lvl>
   </w:abstractNum>
-  <w:abstractNum w:abstractNumId="1" w15:restartNumberingAfterBreak="0">
-    <w:nsid w:val="232F7420"/>
+  <w:abstractNum w:abstractNumId="2" w15:restartNumberingAfterBreak="0">
+    <w:nsid w:val="2BB4466F"/>
     <w:multiLevelType w:val="multilevel"/>
-    <w:tmpl w:val="9FA649E4"/>
+    <w:tmpl w:val="C13A5E90"/>
     <w:lvl w:ilvl="0">
       <w:start w:val="1"/>
       <w:numFmt w:val="decimal"/>
@@ -4070,123 +4154,10 @@
       </w:pPr>
     </w:lvl>
   </w:abstractNum>
-  <w:abstractNum w:abstractNumId="2" w15:restartNumberingAfterBreak="0">
-    <w:nsid w:val="5F034B78"/>
+  <w:abstractNum w:abstractNumId="3" w15:restartNumberingAfterBreak="0">
+    <w:nsid w:val="2E5E1453"/>
     <w:multiLevelType w:val="multilevel"/>
-    <w:tmpl w:val="DE445228"/>
-    <w:lvl w:ilvl="0">
-      <w:start w:val="1"/>
-      <w:numFmt w:val="decimal"/>
-      <w:lvlText w:val="%1."/>
-      <w:lvlJc w:val="left"/>
-      <w:pPr>
-        <w:tabs>
-          <w:tab w:val="num" w:pos="720"/>
-        </w:tabs>
-        <w:ind w:left="720" w:hanging="360"/>
-      </w:pPr>
-    </w:lvl>
-    <w:lvl w:ilvl="1" w:tentative="1">
-      <w:start w:val="1"/>
-      <w:numFmt w:val="decimal"/>
-      <w:lvlText w:val="%2."/>
-      <w:lvlJc w:val="left"/>
-      <w:pPr>
-        <w:tabs>
-          <w:tab w:val="num" w:pos="1440"/>
-        </w:tabs>
-        <w:ind w:left="1440" w:hanging="360"/>
-      </w:pPr>
-    </w:lvl>
-    <w:lvl w:ilvl="2" w:tentative="1">
-      <w:start w:val="1"/>
-      <w:numFmt w:val="decimal"/>
-      <w:lvlText w:val="%3."/>
-      <w:lvlJc w:val="left"/>
-      <w:pPr>
-        <w:tabs>
-          <w:tab w:val="num" w:pos="2160"/>
-        </w:tabs>
-        <w:ind w:left="2160" w:hanging="360"/>
-      </w:pPr>
-    </w:lvl>
-    <w:lvl w:ilvl="3" w:tentative="1">
-      <w:start w:val="1"/>
-      <w:numFmt w:val="decimal"/>
-      <w:lvlText w:val="%4."/>
-      <w:lvlJc w:val="left"/>
-      <w:pPr>
-        <w:tabs>
-          <w:tab w:val="num" w:pos="2880"/>
-        </w:tabs>
-        <w:ind w:left="2880" w:hanging="360"/>
-      </w:pPr>
-    </w:lvl>
-    <w:lvl w:ilvl="4" w:tentative="1">
-      <w:start w:val="1"/>
-      <w:numFmt w:val="decimal"/>
-      <w:lvlText w:val="%5."/>
-      <w:lvlJc w:val="left"/>
-      <w:pPr>
-        <w:tabs>
-          <w:tab w:val="num" w:pos="3600"/>
-        </w:tabs>
-        <w:ind w:left="3600" w:hanging="360"/>
-      </w:pPr>
-    </w:lvl>
-    <w:lvl w:ilvl="5" w:tentative="1">
-      <w:start w:val="1"/>
-      <w:numFmt w:val="decimal"/>
-      <w:lvlText w:val="%6."/>
-      <w:lvlJc w:val="left"/>
-      <w:pPr>
-        <w:tabs>
-          <w:tab w:val="num" w:pos="4320"/>
-        </w:tabs>
-        <w:ind w:left="4320" w:hanging="360"/>
-      </w:pPr>
-    </w:lvl>
-    <w:lvl w:ilvl="6" w:tentative="1">
-      <w:start w:val="1"/>
-      <w:numFmt w:val="decimal"/>
-      <w:lvlText w:val="%7."/>
-      <w:lvlJc w:val="left"/>
-      <w:pPr>
-        <w:tabs>
-          <w:tab w:val="num" w:pos="5040"/>
-        </w:tabs>
-        <w:ind w:left="5040" w:hanging="360"/>
-      </w:pPr>
-    </w:lvl>
-    <w:lvl w:ilvl="7" w:tentative="1">
-      <w:start w:val="1"/>
-      <w:numFmt w:val="decimal"/>
-      <w:lvlText w:val="%8."/>
-      <w:lvlJc w:val="left"/>
-      <w:pPr>
-        <w:tabs>
-          <w:tab w:val="num" w:pos="5760"/>
-        </w:tabs>
-        <w:ind w:left="5760" w:hanging="360"/>
-      </w:pPr>
-    </w:lvl>
-    <w:lvl w:ilvl="8" w:tentative="1">
-      <w:start w:val="1"/>
-      <w:numFmt w:val="decimal"/>
-      <w:lvlText w:val="%9."/>
-      <w:lvlJc w:val="left"/>
-      <w:pPr>
-        <w:tabs>
-          <w:tab w:val="num" w:pos="6480"/>
-        </w:tabs>
-        <w:ind w:left="6480" w:hanging="360"/>
-      </w:pPr>
-    </w:lvl>
-  </w:abstractNum>
-  <w:abstractNum w:abstractNumId="3" w15:restartNumberingAfterBreak="0">
-    <w:nsid w:val="729804B9"/>
-    <w:multiLevelType w:val="multilevel"/>
-    <w:tmpl w:val="9ABCAE6E"/>
+    <w:tmpl w:val="91FCE342"/>
     <w:lvl w:ilvl="0">
       <w:start w:val="1"/>
       <w:numFmt w:val="bullet"/>
@@ -4332,17 +4303,17 @@
       </w:rPr>
     </w:lvl>
   </w:abstractNum>
-  <w:num w:numId="1" w16cid:durableId="87503694">
-    <w:abstractNumId w:val="0"/>
+  <w:num w:numId="1" w16cid:durableId="1844278013">
+    <w:abstractNumId w:val="3"/>
   </w:num>
-  <w:num w:numId="2" w16cid:durableId="594481951">
+  <w:num w:numId="2" w16cid:durableId="747193574">
+    <w:abstractNumId w:val="2"/>
+  </w:num>
+  <w:num w:numId="3" w16cid:durableId="1582642783">
     <w:abstractNumId w:val="1"/>
   </w:num>
-  <w:num w:numId="3" w16cid:durableId="433483405">
-    <w:abstractNumId w:val="3"/>
-  </w:num>
-  <w:num w:numId="4" w16cid:durableId="347799895">
-    <w:abstractNumId w:val="2"/>
+  <w:num w:numId="4" w16cid:durableId="266549535">
+    <w:abstractNumId w:val="0"/>
   </w:num>
 </w:numbering>
 </file>
